--- a/pract-13-awdf-24cs047.docx
+++ b/pract-13-awdf-24cs047.docx
@@ -764,11 +764,6 @@
               <w:jc w:val="left"/>
             </w:pPr>
             <w:r>
-              <w:rPr>
-                <w:rFonts w:ascii="Times New Roman" w:hAnsi="Times New Roman"/>
-                <w:b/>
-                <w:sz w:val="22"/>
-              </w:rPr>
               <w:t>GitHub Link Repository Link: https://github.com/24CS047Manav/Awdf_Practica_13</w:t>
             </w:r>
           </w:p>

--- a/pract-13-awdf-24cs047.docx
+++ b/pract-13-awdf-24cs047.docx
@@ -68,6 +68,7 @@
         </w:tblPrEx>
         <w:trPr>
           <w:trHeight w:val="285" w:hRule="atLeast"/>
+          <w:cantSplit/>
         </w:trPr>
         <w:tc>
           <w:tcPr>
@@ -88,6 +89,7 @@
           <w:p>
             <w:pPr>
               <w:spacing w:after="0" w:line="240" w:lineRule="auto"/>
+              <w:jc w:val="left"/>
               <w:rPr>
                 <w:rFonts w:ascii="Times New Roman" w:hAnsi="Times New Roman" w:eastAsia="Times New Roman" w:cs="Times New Roman"/>
                 <w:color w:val="000000"/>
@@ -125,6 +127,7 @@
           <w:p>
             <w:pPr>
               <w:spacing w:after="0" w:line="240" w:lineRule="auto"/>
+              <w:jc w:val="left"/>
               <w:rPr>
                 <w:rFonts w:hint="default" w:ascii="Times New Roman" w:hAnsi="Times New Roman" w:eastAsia="Times New Roman" w:cs="Times New Roman"/>
                 <w:b/>
@@ -172,6 +175,7 @@
           <w:p>
             <w:pPr>
               <w:spacing w:after="0" w:line="240" w:lineRule="auto"/>
+              <w:jc w:val="left"/>
               <w:rPr>
                 <w:rFonts w:ascii="Times New Roman" w:hAnsi="Times New Roman" w:eastAsia="Times New Roman" w:cs="Times New Roman"/>
                 <w:sz w:val="24"/>
@@ -208,6 +212,7 @@
           <w:p>
             <w:pPr>
               <w:spacing w:after="0" w:line="240" w:lineRule="auto"/>
+              <w:jc w:val="left"/>
               <w:rPr>
                 <w:rFonts w:hint="default" w:ascii="Times New Roman" w:hAnsi="Times New Roman" w:eastAsia="Times New Roman" w:cs="Times New Roman"/>
                 <w:b/>
@@ -248,6 +253,7 @@
         </w:tblPrEx>
         <w:trPr>
           <w:trHeight w:val="285" w:hRule="atLeast"/>
+          <w:cantSplit/>
         </w:trPr>
         <w:tc>
           <w:tcPr>
@@ -268,6 +274,7 @@
           <w:p>
             <w:pPr>
               <w:spacing w:after="0" w:line="240" w:lineRule="auto"/>
+              <w:jc w:val="left"/>
               <w:rPr>
                 <w:rFonts w:ascii="Times New Roman" w:hAnsi="Times New Roman" w:eastAsia="Times New Roman" w:cs="Times New Roman"/>
                 <w:sz w:val="24"/>
@@ -283,7 +290,7 @@
                 <w:sz w:val="24"/>
                 <w:szCs w:val="24"/>
               </w:rPr>
-              <w:t>Subject code &amp; Name :</w:t>
+              <w:t>Subject code &amp; Name :</w:t>
             </w:r>
           </w:p>
         </w:tc>
@@ -306,6 +313,7 @@
           <w:p>
             <w:pPr>
               <w:spacing w:after="0" w:line="240" w:lineRule="auto"/>
+              <w:jc w:val="left"/>
               <w:rPr>
                 <w:rFonts w:ascii="Times New Roman" w:hAnsi="Times New Roman" w:eastAsia="Times New Roman" w:cs="Times New Roman"/>
                 <w:b/>
@@ -315,7 +323,7 @@
             </w:pPr>
             <w:r>
               <w:rPr>
-                <w:rFonts w:ascii="Cambria" w:hAnsi="Cambria" w:eastAsia="Cambria" w:cs="Cambria"/>
+                <w:rFonts w:ascii="Times New Roman" w:hAnsi="Times New Roman" w:eastAsia="Cambria" w:cs="Cambria"/>
                 <w:b/>
                 <w:sz w:val="18"/>
                 <w:szCs w:val="18"/>
@@ -324,7 +332,7 @@
             </w:r>
             <w:r>
               <w:rPr>
-                <w:rFonts w:ascii="Cambria" w:hAnsi="Cambria" w:eastAsia="Cambria" w:cs="Cambria"/>
+                <w:rFonts w:ascii="Times New Roman" w:hAnsi="Times New Roman" w:eastAsia="Cambria" w:cs="Cambria"/>
                 <w:b/>
                 <w:color w:val="000000"/>
                 <w:sz w:val="18"/>
@@ -362,6 +370,7 @@
           <w:p>
             <w:pPr>
               <w:spacing w:after="0" w:line="240" w:lineRule="auto"/>
+              <w:jc w:val="left"/>
               <w:rPr>
                 <w:rFonts w:ascii="Times New Roman" w:hAnsi="Times New Roman" w:eastAsia="Times New Roman" w:cs="Times New Roman"/>
                 <w:sz w:val="24"/>
@@ -396,7 +405,7 @@
           </w:tcPr>
           <w:p>
             <w:pPr>
-              <w:jc w:val="center"/>
+              <w:jc w:val="left"/>
             </w:pPr>
             <w:r>
               <w:rPr>
@@ -427,6 +436,7 @@
           <w:p>
             <w:pPr>
               <w:spacing w:after="0" w:line="240" w:lineRule="auto"/>
+              <w:jc w:val="left"/>
               <w:rPr>
                 <w:rFonts w:ascii="Times New Roman" w:hAnsi="Times New Roman" w:eastAsia="Times New Roman" w:cs="Times New Roman"/>
                 <w:sz w:val="24"/>
@@ -463,6 +473,7 @@
           <w:p>
             <w:pPr>
               <w:spacing w:after="0" w:line="240" w:lineRule="auto"/>
+              <w:jc w:val="left"/>
               <w:rPr>
                 <w:rFonts w:ascii="Times New Roman" w:hAnsi="Times New Roman" w:eastAsia="Times New Roman" w:cs="Times New Roman"/>
                 <w:sz w:val="24"/>
@@ -499,6 +510,7 @@
           <w:p>
             <w:pPr>
               <w:spacing w:after="0" w:line="240" w:lineRule="auto"/>
+              <w:jc w:val="left"/>
               <w:rPr>
                 <w:rFonts w:ascii="Times New Roman" w:hAnsi="Times New Roman" w:eastAsia="Times New Roman" w:cs="Times New Roman"/>
                 <w:b/>
@@ -576,6 +588,7 @@
         </w:tblPrEx>
         <w:trPr>
           <w:trHeight w:val="240" w:hRule="atLeast"/>
+          <w:cantSplit/>
         </w:trPr>
         <w:tc>
           <w:tcPr>
@@ -584,6 +597,7 @@
           </w:tcPr>
           <w:p>
             <w:pPr>
+              <w:spacing w:before="80" w:after="80"/>
               <w:jc w:val="center"/>
             </w:pPr>
             <w:r>
@@ -616,6 +630,7 @@
         </w:tblPrEx>
         <w:trPr>
           <w:trHeight w:val="270" w:hRule="atLeast"/>
+          <w:cantSplit/>
         </w:trPr>
         <w:tc>
           <w:tcPr>
@@ -623,13 +638,14 @@
           </w:tcPr>
           <w:p>
             <w:pPr>
+              <w:spacing w:before="80" w:after="80"/>
               <w:jc w:val="center"/>
             </w:pPr>
             <w:r>
               <w:rPr>
                 <w:rFonts w:ascii="Times New Roman" w:hAnsi="Times New Roman"/>
                 <w:b/>
-                <w:sz w:val="24"/>
+                <w:sz w:val="22"/>
               </w:rPr>
               <w:t>Aim</w:t>
             </w:r>
@@ -655,6 +671,7 @@
         </w:tblPrEx>
         <w:trPr>
           <w:trHeight w:val="611" w:hRule="atLeast"/>
+          <w:cantSplit/>
         </w:trPr>
         <w:tc>
           <w:tcPr>
@@ -662,13 +679,14 @@
           </w:tcPr>
           <w:p>
             <w:pPr>
-              <w:jc w:val="both"/>
+              <w:spacing w:before="80" w:after="80" w:line="276" w:lineRule="auto"/>
+              <w:jc w:val="left"/>
             </w:pPr>
             <w:r>
               <w:rPr>
                 <w:rFonts w:ascii="Times New Roman" w:hAnsi="Times New Roman"/>
                 <w:b w:val="0"/>
-                <w:sz w:val="22"/>
+                <w:sz w:val="21"/>
               </w:rPr>
               <w:t>To integrate an external AI service (OpenAI API / Gemini API) into a web application, enforce server-side API key isolation, implement graceful degradation with contextual fallbacks, incorporate in-memory rate limiting, and establish human-in-the-loop editable suggestions with frontend loading indicators.</w:t>
             </w:r>
@@ -701,33 +719,35 @@
           </w:tcPr>
           <w:p>
             <w:pPr>
+              <w:spacing w:before="80" w:after="80"/>
               <w:jc w:val="center"/>
             </w:pPr>
             <w:r>
               <w:rPr>
                 <w:rFonts w:ascii="Times New Roman" w:hAnsi="Times New Roman"/>
                 <w:b/>
-                <w:sz w:val="24"/>
+                <w:sz w:val="22"/>
               </w:rPr>
               <w:t>Code</w:t>
             </w:r>
           </w:p>
           <w:p>
             <w:pPr>
+              <w:spacing w:before="0" w:after="40" w:line="252" w:lineRule="auto"/>
               <w:jc w:val="left"/>
             </w:pPr>
             <w:r>
               <w:rPr>
-                <w:rFonts w:ascii="Times New Roman" w:hAnsi="Times New Roman"/>
+                <w:rFonts w:ascii="Consolas" w:hAnsi="Consolas"/>
                 <w:b/>
-                <w:sz w:val="21"/>
+                <w:sz w:val="19"/>
               </w:rPr>
               <w:br w:type="textWrapping"/>
             </w:r>
             <w:r>
               <w:rPr>
                 <w:rFonts w:ascii="Consolas" w:hAnsi="Consolas"/>
-                <w:sz w:val="17"/>
+                <w:sz w:val="19"/>
               </w:rPr>
               <w:br w:type="textWrapping"/>
             </w:r>
@@ -753,6 +773,7 @@
         </w:tblPrEx>
         <w:trPr>
           <w:trHeight w:val="92" w:hRule="atLeast"/>
+          <w:cantSplit/>
         </w:trPr>
         <w:tc>
           <w:tcPr>
@@ -761,10 +782,26 @@
           </w:tcPr>
           <w:p>
             <w:pPr>
+              <w:spacing w:before="80" w:after="80"/>
               <w:jc w:val="left"/>
             </w:pPr>
-            <w:r>
-              <w:t>GitHub Link Repository Link: https://github.com/24CS047Manav/Awdf_Practica_13</w:t>
+            <w:r/>
+            <w:r>
+              <w:rPr>
+                <w:rFonts w:ascii="Times New Roman" w:hAnsi="Times New Roman"/>
+                <w:b/>
+                <w:sz w:val="21"/>
+              </w:rPr>
+              <w:t xml:space="preserve">GitHub Repository Link: </w:t>
+            </w:r>
+            <w:r>
+              <w:rPr>
+                <w:rFonts w:ascii="Times New Roman" w:hAnsi="Times New Roman"/>
+                <w:color w:val="003399"/>
+                <w:sz w:val="21"/>
+                <w:u w:val="single"/>
+              </w:rPr>
+              <w:t>https://github.com/24CS047Manav/Awdf_Practica_13</w:t>
             </w:r>
           </w:p>
         </w:tc>
@@ -788,6 +825,7 @@
         </w:tblPrEx>
         <w:trPr>
           <w:trHeight w:val="73" w:hRule="atLeast"/>
+          <w:cantSplit/>
         </w:trPr>
         <w:tc>
           <w:tcPr>
@@ -795,13 +833,15 @@
           </w:tcPr>
           <w:p>
             <w:pPr>
+              <w:keepNext/>
+              <w:spacing w:before="80" w:after="80"/>
               <w:jc w:val="center"/>
             </w:pPr>
             <w:r>
               <w:rPr>
                 <w:rFonts w:ascii="Times New Roman" w:hAnsi="Times New Roman"/>
                 <w:b/>
-                <w:sz w:val="24"/>
+                <w:sz w:val="22"/>
               </w:rPr>
               <w:t>Output</w:t>
             </w:r>
@@ -833,128 +873,196 @@
             <w:tcW w:w="10530" w:type="dxa"/>
           </w:tcPr>
           <w:p>
+            <w:pPr>
+              <w:spacing w:before="0" w:after="0" w:line="40" w:lineRule="exact"/>
+            </w:pPr>
             <w:r/>
           </w:p>
           <w:p>
             <w:pPr>
+              <w:keepLines/>
+              <w:spacing w:line="276" w:lineRule="auto" w:before="120" w:after="120"/>
               <w:jc w:val="left"/>
             </w:pPr>
+            <w:r/>
             <w:r>
               <w:rPr>
                 <w:rFonts w:ascii="Times New Roman" w:hAnsi="Times New Roman"/>
                 <w:b/>
                 <w:sz w:val="22"/>
               </w:rPr>
-              <w:br/>
-            </w:r>
+              <w:t>1. Server-Side AI API Proxy &amp; Key Isolation (Step 1 &amp; 2):</w:t>
+              <w:br/>
+            </w:r>
+            <w:r>
+              <w:rPr>
+                <w:rFonts w:ascii="Times New Roman" w:hAnsi="Times New Roman"/>
+                <w:b w:val="0"/>
+                <w:sz w:val="21"/>
+              </w:rPr>
+              <w:t>Engineered a secure server-side AI proxy service in services/aiService.js that invokes the OpenAI Chat Completions API (gpt-4o-mini). The secret API key is isolated strictly within the server environment (.env) and never exposed to the client-side JavaScript bundle, preventing credential theft and quota compromise.</w:t>
+            </w:r>
+          </w:p>
+          <w:p>
+            <w:pPr>
+              <w:keepLines/>
+              <w:spacing w:line="276" w:lineRule="auto" w:before="120" w:after="120"/>
+              <w:jc w:val="left"/>
+            </w:pPr>
+            <w:r/>
             <w:r>
               <w:rPr>
                 <w:rFonts w:ascii="Times New Roman" w:hAnsi="Times New Roman"/>
                 <w:b/>
                 <w:sz w:val="22"/>
               </w:rPr>
-              <w:t>1. Server-Side AI API Proxy &amp; Key Isolation (Step 1 &amp; 2):</w:t>
-            </w:r>
+              <w:t>2. Intelligent Feature: Auto-Generated Task Descriptions &amp; Priority:</w:t>
+              <w:br/>
+            </w:r>
+            <w:r>
+              <w:rPr>
+                <w:rFonts w:ascii="Times New Roman" w:hAnsi="Times New Roman"/>
+                <w:b w:val="0"/>
+                <w:sz w:val="21"/>
+              </w:rPr>
+              <w:t>Mounted POST /api/ai/generate-description which analyzes user-provided task titles (e.g., 'Implement OAuth2 login') and returns a structured, bulleted action plan and recommended priority level (high, medium, low) tailored to modern software development workflows.</w:t>
+            </w:r>
+          </w:p>
+          <w:p>
+            <w:pPr>
+              <w:keepLines/>
+              <w:spacing w:line="276" w:lineRule="auto" w:before="120" w:after="120"/>
+              <w:jc w:val="left"/>
+            </w:pPr>
+            <w:r/>
             <w:r>
               <w:rPr>
                 <w:rFonts w:ascii="Times New Roman" w:hAnsi="Times New Roman"/>
                 <w:b/>
                 <w:sz w:val="22"/>
               </w:rPr>
+              <w:t>3. Graceful Degradation &amp; Contextual Fallback Engine:</w:t>
               <w:br/>
             </w:r>
             <w:r>
               <w:rPr>
                 <w:rFonts w:ascii="Times New Roman" w:hAnsi="Times New Roman"/>
                 <w:b w:val="0"/>
-                <w:sz w:val="22"/>
-              </w:rPr>
-              <w:t>Engineered a secure server-side AI proxy service in services/aiService.js that invokes the OpenAI Chat Completions API (gpt-4o-mini). The secret API key is isolated strictly within the server environment (.env) and never exposed to the client-side JavaScript bundle, preventing credential theft and quota compromise.</w:t>
+                <w:sz w:val="21"/>
+              </w:rPr>
+              <w:t>Implemented fail-safe error handling and request timeouts (7-second limit). If the external AI service encounters network failures, HTTP 429 rate limits, invalid keys, or downtime, the server catches the error and seamlessly generates a rule-based fallback without returning HTTP 500 errors or crashing the application.</w:t>
             </w:r>
           </w:p>
           <w:p>
             <w:pPr>
+              <w:keepLines/>
+              <w:spacing w:line="276" w:lineRule="auto" w:before="120" w:after="120"/>
               <w:jc w:val="left"/>
             </w:pPr>
+            <w:r/>
             <w:r>
               <w:rPr>
                 <w:rFonts w:ascii="Times New Roman" w:hAnsi="Times New Roman"/>
                 <w:b/>
                 <w:sz w:val="22"/>
               </w:rPr>
-              <w:br/>
-            </w:r>
+              <w:t>4. Supplementary Problem 1 - Responsive Frontend Loading State:</w:t>
+              <w:br/>
+            </w:r>
+            <w:r>
+              <w:rPr>
+                <w:rFonts w:ascii="Times New Roman" w:hAnsi="Times New Roman"/>
+                <w:b w:val="0"/>
+                <w:sz w:val="21"/>
+              </w:rPr>
+              <w:t>Integrated an interactive loading spinner and disabled submit state in TaskForm.jsx during AI API calls (isGeneratingAi). Users receive real-time visual feedback ('Generating...') while background network requests complete.</w:t>
+            </w:r>
+          </w:p>
+          <w:p>
+            <w:pPr>
+              <w:keepLines/>
+              <w:spacing w:line="276" w:lineRule="auto" w:before="120" w:after="120"/>
+              <w:jc w:val="left"/>
+            </w:pPr>
+            <w:r/>
             <w:r>
               <w:rPr>
                 <w:rFonts w:ascii="Times New Roman" w:hAnsi="Times New Roman"/>
                 <w:b/>
                 <w:sz w:val="22"/>
               </w:rPr>
-              <w:t>2. Intelligent Feature: Auto-Generated Task Descriptions &amp; Priority:</w:t>
-            </w:r>
+              <w:t>5. Supplementary Problem 2 - Sliding-Window In-Memory Rate Limiting:</w:t>
+              <w:br/>
+            </w:r>
+            <w:r>
+              <w:rPr>
+                <w:rFonts w:ascii="Times New Roman" w:hAnsi="Times New Roman"/>
+                <w:b w:val="0"/>
+                <w:sz w:val="21"/>
+              </w:rPr>
+              <w:t>Implemented an in-memory rate limiter tracking client requests per IP address with a threshold of 5 requests per minute. Protects the application against quota exhaustion and denial-of-service abuse.</w:t>
+            </w:r>
+          </w:p>
+          <w:p>
+            <w:pPr>
+              <w:keepLines/>
+              <w:spacing w:line="276" w:lineRule="auto" w:before="120" w:after="120"/>
+              <w:jc w:val="left"/>
+            </w:pPr>
+            <w:r/>
             <w:r>
               <w:rPr>
                 <w:rFonts w:ascii="Times New Roman" w:hAnsi="Times New Roman"/>
                 <w:b/>
                 <w:sz w:val="22"/>
               </w:rPr>
+              <w:t>6. Supplementary Problem 3 - AI Generation Disclaimer Banner:</w:t>
               <w:br/>
             </w:r>
             <w:r>
               <w:rPr>
                 <w:rFonts w:ascii="Times New Roman" w:hAnsi="Times New Roman"/>
                 <w:b w:val="0"/>
-                <w:sz w:val="22"/>
-              </w:rPr>
-              <w:t>Mounted POST /api/ai/generate-description which analyzes user-provided task titles (e.g., 'Implement OAuth2 login') and returns a structured, bulleted action plan and recommended priority level (high, medium, low) tailored to modern software development workflows.</w:t>
+                <w:sz w:val="21"/>
+              </w:rPr>
+              <w:t>Added a prominent warning banner within the task form alerting users that the description was generated by an AI assistant and should be reviewed and verified before committing.</w:t>
             </w:r>
           </w:p>
           <w:p>
             <w:pPr>
+              <w:keepLines/>
+              <w:spacing w:line="276" w:lineRule="auto" w:before="120" w:after="120"/>
               <w:jc w:val="left"/>
             </w:pPr>
+            <w:r/>
             <w:r>
               <w:rPr>
                 <w:rFonts w:ascii="Times New Roman" w:hAnsi="Times New Roman"/>
                 <w:b/>
                 <w:sz w:val="22"/>
               </w:rPr>
+              <w:t>7. Human-in-the-Loop Principle &amp; Responsible AI Usage:</w:t>
               <w:br/>
             </w:r>
             <w:r>
               <w:rPr>
                 <w:rFonts w:ascii="Times New Roman" w:hAnsi="Times New Roman"/>
-                <w:b/>
-                <w:sz w:val="22"/>
-              </w:rPr>
-              <w:t>3. Graceful Degradation &amp; Contextual Fallback Engine:</w:t>
-            </w:r>
-            <w:r>
-              <w:rPr>
-                <w:rFonts w:ascii="Times New Roman" w:hAnsi="Times New Roman"/>
-                <w:b/>
-                <w:sz w:val="22"/>
-              </w:rPr>
-              <w:br/>
-            </w:r>
-            <w:r>
-              <w:rPr>
-                <w:rFonts w:ascii="Times New Roman" w:hAnsi="Times New Roman"/>
-                <w:b w:val="0"/>
-                <w:sz w:val="22"/>
-              </w:rPr>
-              <w:t>Implemented fail-safe error handling and request timeouts (7-second limit). If the external AI service encounters network failures, HTTP 429 rate limits, invalid keys, or downtime, the server catches the error and seamlessly generates a rule-based fallback without returning HTTP 500 errors or crashing the application.</w:t>
+                <w:b w:val="0"/>
+                <w:sz w:val="21"/>
+              </w:rPr>
+              <w:t>Enforced responsible AI design: AI suggestions populate the task description textarea as editable draft content rather than auto-submitting, ensuring user agency and preventing hallucinated errors from silently entering the production database.</w:t>
             </w:r>
           </w:p>
           <w:p>
             <w:pPr>
+              <w:spacing w:line="276" w:lineRule="auto" w:before="80" w:after="80"/>
               <w:jc w:val="left"/>
             </w:pPr>
             <w:r>
               <w:rPr>
                 <w:rFonts w:ascii="Times New Roman" w:hAnsi="Times New Roman"/>
                 <w:b/>
-                <w:sz w:val="22"/>
+                <w:sz w:val="21"/>
               </w:rPr>
               <w:br/>
             </w:r>
@@ -962,176 +1070,29 @@
               <w:rPr>
                 <w:rFonts w:ascii="Times New Roman" w:hAnsi="Times New Roman"/>
                 <w:b/>
-                <w:sz w:val="22"/>
-              </w:rPr>
-              <w:t>4. Supplementary Problem 1 - Responsive Frontend Loading State:</w:t>
+                <w:sz w:val="21"/>
+              </w:rPr>
+              <w:t>AI Service Integration &amp; Graceful Degradation Verification Log:</w:t>
             </w:r>
             <w:r>
               <w:rPr>
                 <w:rFonts w:ascii="Times New Roman" w:hAnsi="Times New Roman"/>
                 <w:b/>
-                <w:sz w:val="22"/>
-              </w:rPr>
-              <w:br/>
-            </w:r>
-            <w:r>
-              <w:rPr>
-                <w:rFonts w:ascii="Times New Roman" w:hAnsi="Times New Roman"/>
-                <w:b w:val="0"/>
-                <w:sz w:val="22"/>
-              </w:rPr>
-              <w:t>Integrated an interactive loading spinner and disabled submit state in TaskForm.jsx during AI API calls (isGeneratingAi). Users receive real-time visual feedback ('Generating...') while background network requests complete.</w:t>
+                <w:sz w:val="21"/>
+              </w:rPr>
+              <w:br/>
             </w:r>
           </w:p>
           <w:p>
             <w:pPr>
+              <w:spacing w:before="0" w:after="30" w:line="240" w:lineRule="auto"/>
               <w:jc w:val="left"/>
             </w:pPr>
             <w:r>
               <w:rPr>
-                <w:rFonts w:ascii="Times New Roman" w:hAnsi="Times New Roman"/>
-                <w:b/>
-                <w:sz w:val="22"/>
-              </w:rPr>
-              <w:br/>
-            </w:r>
-            <w:r>
-              <w:rPr>
-                <w:rFonts w:ascii="Times New Roman" w:hAnsi="Times New Roman"/>
-                <w:b/>
-                <w:sz w:val="22"/>
-              </w:rPr>
-              <w:t>5. Supplementary Problem 2 - Sliding-Window In-Memory Rate Limiting:</w:t>
-            </w:r>
-            <w:r>
-              <w:rPr>
-                <w:rFonts w:ascii="Times New Roman" w:hAnsi="Times New Roman"/>
-                <w:b/>
-                <w:sz w:val="22"/>
-              </w:rPr>
-              <w:br/>
-            </w:r>
-            <w:r>
-              <w:rPr>
-                <w:rFonts w:ascii="Times New Roman" w:hAnsi="Times New Roman"/>
-                <w:b w:val="0"/>
-                <w:sz w:val="22"/>
-              </w:rPr>
-              <w:t>Implemented an in-memory rate limiter tracking client requests per IP address with a threshold of 5 requests per minute. Protects the application against quota exhaustion and denial-of-service abuse.</w:t>
-            </w:r>
-          </w:p>
-          <w:p>
-            <w:pPr>
-              <w:jc w:val="left"/>
-            </w:pPr>
-            <w:r>
-              <w:rPr>
-                <w:rFonts w:ascii="Times New Roman" w:hAnsi="Times New Roman"/>
-                <w:b/>
-                <w:sz w:val="22"/>
-              </w:rPr>
-              <w:br/>
-            </w:r>
-            <w:r>
-              <w:rPr>
-                <w:rFonts w:ascii="Times New Roman" w:hAnsi="Times New Roman"/>
-                <w:b/>
-                <w:sz w:val="22"/>
-              </w:rPr>
-              <w:t>6. Supplementary Problem 3 - AI Generation Disclaimer Banner:</w:t>
-            </w:r>
-            <w:r>
-              <w:rPr>
-                <w:rFonts w:ascii="Times New Roman" w:hAnsi="Times New Roman"/>
-                <w:b/>
-                <w:sz w:val="22"/>
-              </w:rPr>
-              <w:br/>
-            </w:r>
-            <w:r>
-              <w:rPr>
-                <w:rFonts w:ascii="Times New Roman" w:hAnsi="Times New Roman"/>
-                <w:b w:val="0"/>
-                <w:sz w:val="22"/>
-              </w:rPr>
-              <w:t>Added a prominent warning banner within the task form alerting users that the description was generated by an AI assistant and should be reviewed and verified before committing.</w:t>
-            </w:r>
-          </w:p>
-          <w:p>
-            <w:pPr>
-              <w:jc w:val="left"/>
-            </w:pPr>
-            <w:r>
-              <w:rPr>
-                <w:rFonts w:ascii="Times New Roman" w:hAnsi="Times New Roman"/>
-                <w:b/>
-                <w:sz w:val="22"/>
-              </w:rPr>
-              <w:br/>
-            </w:r>
-            <w:r>
-              <w:rPr>
-                <w:rFonts w:ascii="Times New Roman" w:hAnsi="Times New Roman"/>
-                <w:b/>
-                <w:sz w:val="22"/>
-              </w:rPr>
-              <w:t>7. Human-in-the-Loop Principle &amp; Responsible AI Usage:</w:t>
-            </w:r>
-            <w:r>
-              <w:rPr>
-                <w:rFonts w:ascii="Times New Roman" w:hAnsi="Times New Roman"/>
-                <w:b/>
-                <w:sz w:val="22"/>
-              </w:rPr>
-              <w:br/>
-            </w:r>
-            <w:r>
-              <w:rPr>
-                <w:rFonts w:ascii="Times New Roman" w:hAnsi="Times New Roman"/>
-                <w:b w:val="0"/>
-                <w:sz w:val="22"/>
-              </w:rPr>
-              <w:t>Enforced responsible AI design: AI suggestions populate the task description textarea as editable draft content rather than auto-submitting, ensuring user agency and preventing hallucinated errors from silently entering the production database.</w:t>
-            </w:r>
-          </w:p>
-          <w:p>
-            <w:pPr>
-              <w:jc w:val="left"/>
-            </w:pPr>
-            <w:r>
-              <w:rPr>
-                <w:rFonts w:ascii="Times New Roman" w:hAnsi="Times New Roman"/>
-                <w:b/>
-                <w:sz w:val="22"/>
-              </w:rPr>
-              <w:br/>
-            </w:r>
-            <w:r>
-              <w:rPr>
-                <w:rFonts w:ascii="Times New Roman" w:hAnsi="Times New Roman"/>
-                <w:b/>
-                <w:sz w:val="22"/>
-              </w:rPr>
-              <w:t>AI Service Integration &amp; Graceful Degradation Verification Log:</w:t>
-            </w:r>
-            <w:r>
-              <w:rPr>
-                <w:rFonts w:ascii="Times New Roman" w:hAnsi="Times New Roman"/>
-                <w:b/>
-                <w:sz w:val="22"/>
-              </w:rPr>
-              <w:br/>
-            </w:r>
-          </w:p>
-          <w:p>
-            <w:pPr>
-              <w:jc w:val="left"/>
-            </w:pPr>
-            <w:r>
-              <w:rPr>
-                <w:rFonts w:ascii="Consolas" w:hAnsi="Consolas"/>
-                <w:b w:val="0"/>
-                <w:sz w:val="17"/>
+                <w:rFonts w:ascii="Consolas" w:hAnsi="Consolas"/>
+                <w:b w:val="0"/>
+                <w:sz w:val="18"/>
               </w:rPr>
               <w:t>===============================================================</w:t>
               <w:br/>
@@ -1140,7 +1101,7 @@
               <w:rPr>
                 <w:rFonts w:ascii="Consolas" w:hAnsi="Consolas"/>
                 <w:b w:val="0"/>
-                <w:sz w:val="17"/>
+                <w:sz w:val="18"/>
               </w:rPr>
               <w:t xml:space="preserve">  Practical 13: AI API Integration &amp; Graceful Degradation Verification</w:t>
               <w:br/>
@@ -1149,7 +1110,7 @@
               <w:rPr>
                 <w:rFonts w:ascii="Consolas" w:hAnsi="Consolas"/>
                 <w:b w:val="0"/>
-                <w:sz w:val="17"/>
+                <w:sz w:val="18"/>
               </w:rPr>
               <w:t xml:space="preserve">  Student: Manav Lakhani (24CS047) | Course: ITUE301</w:t>
               <w:br/>
@@ -1158,7 +1119,7 @@
               <w:rPr>
                 <w:rFonts w:ascii="Consolas" w:hAnsi="Consolas"/>
                 <w:b w:val="0"/>
-                <w:sz w:val="17"/>
+                <w:sz w:val="18"/>
               </w:rPr>
               <w:t>===============================================================</w:t>
               <w:br/>
@@ -1167,15 +1128,15 @@
               <w:rPr>
                 <w:rFonts w:ascii="Consolas" w:hAnsi="Consolas"/>
                 <w:b w:val="0"/>
-                <w:sz w:val="17"/>
-              </w:rPr>
-              <w:br/>
-            </w:r>
-            <w:r>
-              <w:rPr>
-                <w:rFonts w:ascii="Consolas" w:hAnsi="Consolas"/>
-                <w:b w:val="0"/>
-                <w:sz w:val="17"/>
+                <w:sz w:val="18"/>
+              </w:rPr>
+              <w:br/>
+            </w:r>
+            <w:r>
+              <w:rPr>
+                <w:rFonts w:ascii="Consolas" w:hAnsi="Consolas"/>
+                <w:b w:val="0"/>
+                <w:sz w:val="18"/>
               </w:rPr>
               <w:t>[AI SERVICE] Service initialized: OpenAI Chat Completions (gpt-4o-mini)</w:t>
               <w:br/>
@@ -1184,7 +1145,7 @@
               <w:rPr>
                 <w:rFonts w:ascii="Consolas" w:hAnsi="Consolas"/>
                 <w:b w:val="0"/>
-                <w:sz w:val="17"/>
+                <w:sz w:val="18"/>
               </w:rPr>
               <w:t>[SECURITY] API Key isolation: Verified OPENAI_API_KEY resides only in server-side process.env</w:t>
               <w:br/>
@@ -1193,7 +1154,7 @@
               <w:rPr>
                 <w:rFonts w:ascii="Consolas" w:hAnsi="Consolas"/>
                 <w:b w:val="0"/>
-                <w:sz w:val="17"/>
+                <w:sz w:val="18"/>
               </w:rPr>
               <w:t>[RATE LIMIT] Configured sliding window: 5 requests / minute per client IP</w:t>
               <w:br/>
@@ -1202,15 +1163,15 @@
               <w:rPr>
                 <w:rFonts w:ascii="Consolas" w:hAnsi="Consolas"/>
                 <w:b w:val="0"/>
-                <w:sz w:val="17"/>
-              </w:rPr>
-              <w:br/>
-            </w:r>
-            <w:r>
-              <w:rPr>
-                <w:rFonts w:ascii="Consolas" w:hAnsi="Consolas"/>
-                <w:b w:val="0"/>
-                <w:sz w:val="17"/>
+                <w:sz w:val="18"/>
+              </w:rPr>
+              <w:br/>
+            </w:r>
+            <w:r>
+              <w:rPr>
+                <w:rFonts w:ascii="Consolas" w:hAnsi="Consolas"/>
+                <w:b w:val="0"/>
+                <w:sz w:val="18"/>
               </w:rPr>
               <w:t>--- Step 1 &amp; 2: Testing AI Generation with Mock / Live API ---</w:t>
               <w:br/>
@@ -1219,7 +1180,7 @@
               <w:rPr>
                 <w:rFonts w:ascii="Consolas" w:hAnsi="Consolas"/>
                 <w:b w:val="0"/>
-                <w:sz w:val="17"/>
+                <w:sz w:val="18"/>
               </w:rPr>
               <w:t>[PASS] Test 1: POST /api/ai/generate-description with Title: "Implement JWT Authentication"</w:t>
               <w:br/>
@@ -1228,7 +1189,7 @@
               <w:rPr>
                 <w:rFonts w:ascii="Consolas" w:hAnsi="Consolas"/>
                 <w:b w:val="0"/>
-                <w:sz w:val="17"/>
+                <w:sz w:val="18"/>
               </w:rPr>
               <w:t xml:space="preserve">  -&gt; Response Status  : HTTP 200 OK</w:t>
               <w:br/>
@@ -1237,7 +1198,7 @@
               <w:rPr>
                 <w:rFonts w:ascii="Consolas" w:hAnsi="Consolas"/>
                 <w:b w:val="0"/>
-                <w:sz w:val="17"/>
+                <w:sz w:val="18"/>
               </w:rPr>
               <w:t xml:space="preserve">  -&gt; Suggested Priority: "high"</w:t>
               <w:br/>
@@ -1246,7 +1207,7 @@
               <w:rPr>
                 <w:rFonts w:ascii="Consolas" w:hAnsi="Consolas"/>
                 <w:b w:val="0"/>
-                <w:sz w:val="17"/>
+                <w:sz w:val="18"/>
               </w:rPr>
               <w:t xml:space="preserve">  -&gt; Output Mode       : "ai-generated" (or "contextual-fallback" if offline)</w:t>
               <w:br/>
@@ -1255,7 +1216,7 @@
               <w:rPr>
                 <w:rFonts w:ascii="Consolas" w:hAnsi="Consolas"/>
                 <w:b w:val="0"/>
-                <w:sz w:val="17"/>
+                <w:sz w:val="18"/>
               </w:rPr>
               <w:t xml:space="preserve">  -&gt; Generated Content :</w:t>
               <w:br/>
@@ -1264,7 +1225,7 @@
               <w:rPr>
                 <w:rFonts w:ascii="Consolas" w:hAnsi="Consolas"/>
                 <w:b w:val="0"/>
-                <w:sz w:val="17"/>
+                <w:sz w:val="18"/>
               </w:rPr>
               <w:t xml:space="preserve">     • Configure jsonwebtoken package with RS256 algorithm.</w:t>
               <w:br/>
@@ -1273,7 +1234,7 @@
               <w:rPr>
                 <w:rFonts w:ascii="Consolas" w:hAnsi="Consolas"/>
                 <w:b w:val="0"/>
-                <w:sz w:val="17"/>
+                <w:sz w:val="18"/>
               </w:rPr>
               <w:t xml:space="preserve">     • Implement auth middleware verifying Bearer tokens.</w:t>
               <w:br/>
@@ -1282,7 +1243,7 @@
               <w:rPr>
                 <w:rFonts w:ascii="Consolas" w:hAnsi="Consolas"/>
                 <w:b w:val="0"/>
-                <w:sz w:val="17"/>
+                <w:sz w:val="18"/>
               </w:rPr>
               <w:t xml:space="preserve">     • Store refresh tokens securely with HTTP-only cookies.</w:t>
               <w:br/>
@@ -1291,15 +1252,15 @@
               <w:rPr>
                 <w:rFonts w:ascii="Consolas" w:hAnsi="Consolas"/>
                 <w:b w:val="0"/>
-                <w:sz w:val="17"/>
-              </w:rPr>
-              <w:br/>
-            </w:r>
-            <w:r>
-              <w:rPr>
-                <w:rFonts w:ascii="Consolas" w:hAnsi="Consolas"/>
-                <w:b w:val="0"/>
-                <w:sz w:val="17"/>
+                <w:sz w:val="18"/>
+              </w:rPr>
+              <w:br/>
+            </w:r>
+            <w:r>
+              <w:rPr>
+                <w:rFonts w:ascii="Consolas" w:hAnsi="Consolas"/>
+                <w:b w:val="0"/>
+                <w:sz w:val="18"/>
               </w:rPr>
               <w:t>--- Step 3: Verifying Graceful Degradation on API Timeout / Error ---</w:t>
               <w:br/>
@@ -1308,7 +1269,7 @@
               <w:rPr>
                 <w:rFonts w:ascii="Consolas" w:hAnsi="Consolas"/>
                 <w:b w:val="0"/>
-                <w:sz w:val="17"/>
+                <w:sz w:val="18"/>
               </w:rPr>
               <w:t>[TEST] Simulating OpenAI API outage (invalid key &amp; forced timeout)...</w:t>
               <w:br/>
@@ -1317,7 +1278,7 @@
               <w:rPr>
                 <w:rFonts w:ascii="Consolas" w:hAnsi="Consolas"/>
                 <w:b w:val="0"/>
-                <w:sz w:val="17"/>
+                <w:sz w:val="18"/>
               </w:rPr>
               <w:t>[PASS] Test 2: POST /api/ai/generate-description handled failure gracefully</w:t>
               <w:br/>
@@ -1326,7 +1287,7 @@
               <w:rPr>
                 <w:rFonts w:ascii="Consolas" w:hAnsi="Consolas"/>
                 <w:b w:val="0"/>
-                <w:sz w:val="17"/>
+                <w:sz w:val="18"/>
               </w:rPr>
               <w:t xml:space="preserve">  -&gt; Server Status     : HTTP 200 OK (Application did not crash!)</w:t>
               <w:br/>
@@ -1335,7 +1296,7 @@
               <w:rPr>
                 <w:rFonts w:ascii="Consolas" w:hAnsi="Consolas"/>
                 <w:b w:val="0"/>
-                <w:sz w:val="17"/>
+                <w:sz w:val="18"/>
               </w:rPr>
               <w:t xml:space="preserve">  -&gt; Fallback Mode     : "contextual-fallback"</w:t>
               <w:br/>
@@ -1344,7 +1305,7 @@
               <w:rPr>
                 <w:rFonts w:ascii="Consolas" w:hAnsi="Consolas"/>
                 <w:b w:val="0"/>
-                <w:sz w:val="17"/>
+                <w:sz w:val="18"/>
               </w:rPr>
               <w:t xml:space="preserve">  -&gt; Disclaimer Emitted: "AI service temporarily unavailable. Generated via local fallback."</w:t>
               <w:br/>
@@ -1353,7 +1314,7 @@
               <w:rPr>
                 <w:rFonts w:ascii="Consolas" w:hAnsi="Consolas"/>
                 <w:b w:val="0"/>
-                <w:sz w:val="17"/>
+                <w:sz w:val="18"/>
               </w:rPr>
               <w:t xml:space="preserve">  -&gt; Suggested Priority: "high" (rule-based heuristic)</w:t>
               <w:br/>
@@ -1362,15 +1323,15 @@
               <w:rPr>
                 <w:rFonts w:ascii="Consolas" w:hAnsi="Consolas"/>
                 <w:b w:val="0"/>
-                <w:sz w:val="17"/>
-              </w:rPr>
-              <w:br/>
-            </w:r>
-            <w:r>
-              <w:rPr>
-                <w:rFonts w:ascii="Consolas" w:hAnsi="Consolas"/>
-                <w:b w:val="0"/>
-                <w:sz w:val="17"/>
+                <w:sz w:val="18"/>
+              </w:rPr>
+              <w:br/>
+            </w:r>
+            <w:r>
+              <w:rPr>
+                <w:rFonts w:ascii="Consolas" w:hAnsi="Consolas"/>
+                <w:b w:val="0"/>
+                <w:sz w:val="18"/>
               </w:rPr>
               <w:t>--- Supplementary Problem 1: Frontend Loading State Verification ---</w:t>
               <w:br/>
@@ -1379,7 +1340,7 @@
               <w:rPr>
                 <w:rFonts w:ascii="Consolas" w:hAnsi="Consolas"/>
                 <w:b w:val="0"/>
-                <w:sz w:val="17"/>
+                <w:sz w:val="18"/>
               </w:rPr>
               <w:t>[PASS] Test 3: UI disabled button state and spinner verified during pending request</w:t>
               <w:br/>
@@ -1388,15 +1349,15 @@
               <w:rPr>
                 <w:rFonts w:ascii="Consolas" w:hAnsi="Consolas"/>
                 <w:b w:val="0"/>
-                <w:sz w:val="17"/>
-              </w:rPr>
-              <w:br/>
-            </w:r>
-            <w:r>
-              <w:rPr>
-                <w:rFonts w:ascii="Consolas" w:hAnsi="Consolas"/>
-                <w:b w:val="0"/>
-                <w:sz w:val="17"/>
+                <w:sz w:val="18"/>
+              </w:rPr>
+              <w:br/>
+            </w:r>
+            <w:r>
+              <w:rPr>
+                <w:rFonts w:ascii="Consolas" w:hAnsi="Consolas"/>
+                <w:b w:val="0"/>
+                <w:sz w:val="18"/>
               </w:rPr>
               <w:t>--- Supplementary Problem 2: In-Memory Rate Limiter Verification ---</w:t>
               <w:br/>
@@ -1405,7 +1366,7 @@
               <w:rPr>
                 <w:rFonts w:ascii="Consolas" w:hAnsi="Consolas"/>
                 <w:b w:val="0"/>
-                <w:sz w:val="17"/>
+                <w:sz w:val="18"/>
               </w:rPr>
               <w:t>[PASS] Request 1: Allowed (Remaining: 4)</w:t>
               <w:br/>
@@ -1414,7 +1375,7 @@
               <w:rPr>
                 <w:rFonts w:ascii="Consolas" w:hAnsi="Consolas"/>
                 <w:b w:val="0"/>
-                <w:sz w:val="17"/>
+                <w:sz w:val="18"/>
               </w:rPr>
               <w:t>[PASS] Request 2: Allowed (Remaining: 3)</w:t>
               <w:br/>
@@ -1423,7 +1384,7 @@
               <w:rPr>
                 <w:rFonts w:ascii="Consolas" w:hAnsi="Consolas"/>
                 <w:b w:val="0"/>
-                <w:sz w:val="17"/>
+                <w:sz w:val="18"/>
               </w:rPr>
               <w:t>[PASS] Request 3: Allowed (Remaining: 2)</w:t>
               <w:br/>
@@ -1432,7 +1393,7 @@
               <w:rPr>
                 <w:rFonts w:ascii="Consolas" w:hAnsi="Consolas"/>
                 <w:b w:val="0"/>
-                <w:sz w:val="17"/>
+                <w:sz w:val="18"/>
               </w:rPr>
               <w:t>[PASS] Request 4: Allowed (Remaining: 1)</w:t>
               <w:br/>
@@ -1441,7 +1402,7 @@
               <w:rPr>
                 <w:rFonts w:ascii="Consolas" w:hAnsi="Consolas"/>
                 <w:b w:val="0"/>
-                <w:sz w:val="17"/>
+                <w:sz w:val="18"/>
               </w:rPr>
               <w:t>[PASS] Request 5: Allowed (Remaining: 0)</w:t>
               <w:br/>
@@ -1450,7 +1411,7 @@
               <w:rPr>
                 <w:rFonts w:ascii="Consolas" w:hAnsi="Consolas"/>
                 <w:b w:val="0"/>
-                <w:sz w:val="17"/>
+                <w:sz w:val="18"/>
               </w:rPr>
               <w:t>[PASS] Request 6: HTTP 429 Too Many Requests (Rate limit enforced: max 5 req/min)</w:t>
               <w:br/>
@@ -1459,15 +1420,15 @@
               <w:rPr>
                 <w:rFonts w:ascii="Consolas" w:hAnsi="Consolas"/>
                 <w:b w:val="0"/>
-                <w:sz w:val="17"/>
-              </w:rPr>
-              <w:br/>
-            </w:r>
-            <w:r>
-              <w:rPr>
-                <w:rFonts w:ascii="Consolas" w:hAnsi="Consolas"/>
-                <w:b w:val="0"/>
-                <w:sz w:val="17"/>
+                <w:sz w:val="18"/>
+              </w:rPr>
+              <w:br/>
+            </w:r>
+            <w:r>
+              <w:rPr>
+                <w:rFonts w:ascii="Consolas" w:hAnsi="Consolas"/>
+                <w:b w:val="0"/>
+                <w:sz w:val="18"/>
               </w:rPr>
               <w:t>--- Supplementary Problem 3: Responsible AI &amp; Disclaimer Banner ---</w:t>
               <w:br/>
@@ -1476,7 +1437,7 @@
               <w:rPr>
                 <w:rFonts w:ascii="Consolas" w:hAnsi="Consolas"/>
                 <w:b w:val="0"/>
-                <w:sz w:val="17"/>
+                <w:sz w:val="18"/>
               </w:rPr>
               <w:t>[PASS] Test 4: Disclaimer banner rendered above form inputs</w:t>
               <w:br/>
@@ -1485,7 +1446,7 @@
               <w:rPr>
                 <w:rFonts w:ascii="Consolas" w:hAnsi="Consolas"/>
                 <w:b w:val="0"/>
-                <w:sz w:val="17"/>
+                <w:sz w:val="18"/>
               </w:rPr>
               <w:t>[PASS] Test 5: Description inserted as editable textarea (Human-in-the-Loop verified)</w:t>
               <w:br/>
@@ -1494,15 +1455,15 @@
               <w:rPr>
                 <w:rFonts w:ascii="Consolas" w:hAnsi="Consolas"/>
                 <w:b w:val="0"/>
-                <w:sz w:val="17"/>
-              </w:rPr>
-              <w:br/>
-            </w:r>
-            <w:r>
-              <w:rPr>
-                <w:rFonts w:ascii="Consolas" w:hAnsi="Consolas"/>
-                <w:b w:val="0"/>
-                <w:sz w:val="17"/>
+                <w:sz w:val="18"/>
+              </w:rPr>
+              <w:br/>
+            </w:r>
+            <w:r>
+              <w:rPr>
+                <w:rFonts w:ascii="Consolas" w:hAnsi="Consolas"/>
+                <w:b w:val="0"/>
+                <w:sz w:val="18"/>
               </w:rPr>
               <w:t>===============================================================</w:t>
               <w:br/>
@@ -1511,7 +1472,7 @@
               <w:rPr>
                 <w:rFonts w:ascii="Consolas" w:hAnsi="Consolas"/>
                 <w:b w:val="0"/>
-                <w:sz w:val="17"/>
+                <w:sz w:val="18"/>
               </w:rPr>
               <w:t xml:space="preserve">  AI Integration Quality Benchmark:</w:t>
               <w:br/>
@@ -1520,7 +1481,7 @@
               <w:rPr>
                 <w:rFonts w:ascii="Consolas" w:hAnsi="Consolas"/>
                 <w:b w:val="0"/>
-                <w:sz w:val="17"/>
+                <w:sz w:val="18"/>
               </w:rPr>
               <w:t>===============================================================</w:t>
               <w:br/>
@@ -1529,7 +1490,7 @@
               <w:rPr>
                 <w:rFonts w:ascii="Consolas" w:hAnsi="Consolas"/>
                 <w:b w:val="0"/>
-                <w:sz w:val="17"/>
+                <w:sz w:val="18"/>
               </w:rPr>
               <w:t>Average Latency (AI Model)   : 1.24s (OpenAI gpt-4o-mini)</w:t>
               <w:br/>
@@ -1538,7 +1499,7 @@
               <w:rPr>
                 <w:rFonts w:ascii="Consolas" w:hAnsi="Consolas"/>
                 <w:b w:val="0"/>
-                <w:sz w:val="17"/>
+                <w:sz w:val="18"/>
               </w:rPr>
               <w:t>Fallback Latency (Local Rule): 4.1ms (Immediate recovery)</w:t>
               <w:br/>
@@ -1547,7 +1508,7 @@
               <w:rPr>
                 <w:rFonts w:ascii="Consolas" w:hAnsi="Consolas"/>
                 <w:b w:val="0"/>
-                <w:sz w:val="17"/>
+                <w:sz w:val="18"/>
               </w:rPr>
               <w:t>Crash Rate on Failure        : 0.0% (Graceful degradation)</w:t>
               <w:br/>
@@ -1556,7 +1517,7 @@
               <w:rPr>
                 <w:rFonts w:ascii="Consolas" w:hAnsi="Consolas"/>
                 <w:b w:val="0"/>
-                <w:sz w:val="17"/>
+                <w:sz w:val="18"/>
               </w:rPr>
               <w:t>===============================================================</w:t>
               <w:br/>
@@ -1565,15 +1526,15 @@
               <w:rPr>
                 <w:rFonts w:ascii="Consolas" w:hAnsi="Consolas"/>
                 <w:b w:val="0"/>
-                <w:sz w:val="17"/>
-              </w:rPr>
-              <w:br/>
-            </w:r>
-            <w:r>
-              <w:rPr>
-                <w:rFonts w:ascii="Consolas" w:hAnsi="Consolas"/>
-                <w:b w:val="0"/>
-                <w:sz w:val="17"/>
+                <w:sz w:val="18"/>
+              </w:rPr>
+              <w:br/>
+            </w:r>
+            <w:r>
+              <w:rPr>
+                <w:rFonts w:ascii="Consolas" w:hAnsi="Consolas"/>
+                <w:b w:val="0"/>
+                <w:sz w:val="18"/>
               </w:rPr>
               <w:t>Test Results Summary: 7 / 7 Automated Test Suites Passed (100%)</w:t>
             </w:r>
@@ -1713,50 +1674,55 @@
     </w:pPr>
     <w:r>
       <w:rPr>
-        <w:rFonts w:ascii="Cambria" w:hAnsi="Cambria" w:eastAsia="Cambria" w:cs="Cambria"/>
+        <w:rFonts w:ascii="Times New Roman" w:hAnsi="Times New Roman" w:eastAsia="Cambria" w:cs="Cambria"/>
       </w:rPr>
       <w:t>Department of Computer Science and Engineering, CSPIT</w:t>
     </w:r>
     <w:r>
       <w:rPr>
-        <w:rFonts w:ascii="Cambria" w:hAnsi="Cambria" w:eastAsia="Cambria" w:cs="Cambria"/>
+        <w:rFonts w:ascii="Times New Roman" w:hAnsi="Times New Roman" w:eastAsia="Cambria" w:cs="Cambria"/>
         <w:color w:val="000000"/>
       </w:rPr>
       <w:tab/>
     </w:r>
     <w:r>
       <w:rPr>
-        <w:rFonts w:ascii="Cambria" w:hAnsi="Cambria" w:eastAsia="Cambria" w:cs="Cambria"/>
+        <w:rFonts w:ascii="Times New Roman" w:hAnsi="Times New Roman" w:eastAsia="Cambria" w:cs="Cambria"/>
         <w:color w:val="000000"/>
       </w:rPr>
       <w:t xml:space="preserve">Page </w:t>
     </w:r>
     <w:r>
       <w:rPr>
+        <w:rFonts w:ascii="Times New Roman" w:hAnsi="Times New Roman"/>
         <w:color w:val="000000"/>
       </w:rPr>
       <w:fldChar w:fldCharType="begin"/>
     </w:r>
     <w:r>
       <w:rPr>
+        <w:rFonts w:ascii="Times New Roman" w:hAnsi="Times New Roman"/>
         <w:color w:val="000000"/>
       </w:rPr>
       <w:instrText xml:space="preserve">PAGE</w:instrText>
     </w:r>
     <w:r>
       <w:rPr>
+        <w:rFonts w:ascii="Times New Roman" w:hAnsi="Times New Roman"/>
         <w:color w:val="000000"/>
       </w:rPr>
       <w:fldChar w:fldCharType="separate"/>
     </w:r>
     <w:r>
       <w:rPr>
+        <w:rFonts w:ascii="Times New Roman" w:hAnsi="Times New Roman"/>
         <w:color w:val="000000"/>
       </w:rPr>
       <w:t>1</w:t>
     </w:r>
     <w:r>
       <w:rPr>
+        <w:rFonts w:ascii="Times New Roman" w:hAnsi="Times New Roman"/>
         <w:color w:val="000000"/>
       </w:rPr>
       <w:fldChar w:fldCharType="end"/>
@@ -1882,7 +1848,7 @@
     </w:pPr>
     <w:r>
       <w:rPr>
-        <w:rFonts w:ascii="Cambria" w:hAnsi="Cambria" w:eastAsia="Cambria" w:cs="Cambria"/>
+        <w:rFonts w:ascii="Times New Roman" w:hAnsi="Times New Roman" w:eastAsia="Cambria" w:cs="Cambria"/>
         <w:b/>
         <w:sz w:val="18"/>
         <w:szCs w:val="18"/>
@@ -1894,7 +1860,7 @@
     </w:r>
     <w:r>
       <w:rPr>
-        <w:rFonts w:ascii="Cambria" w:hAnsi="Cambria" w:eastAsia="Cambria" w:cs="Cambria"/>
+        <w:rFonts w:ascii="Times New Roman" w:hAnsi="Times New Roman" w:eastAsia="Cambria" w:cs="Cambria"/>
         <w:b/>
         <w:color w:val="000000"/>
         <w:sz w:val="18"/>
@@ -1911,34 +1877,34 @@
     </w:r>
     <w:r>
       <w:rPr>
-        <w:rFonts w:ascii="Cambria" w:hAnsi="Cambria" w:eastAsia="Cambria" w:cs="Cambria"/>
+        <w:rFonts w:ascii="Times New Roman" w:hAnsi="Times New Roman" w:eastAsia="Cambria" w:cs="Cambria"/>
         <w:b/>
         <w:color w:val="000000"/>
       </w:rPr>
     </w:r>
     <w:r>
       <w:rPr>
-        <w:rFonts w:ascii="Cambria" w:hAnsi="Cambria" w:eastAsia="Cambria" w:cs="Cambria"/>
+        <w:rFonts w:ascii="Times New Roman" w:hAnsi="Times New Roman" w:eastAsia="Cambria" w:cs="Cambria"/>
         <w:b/>
         <w:color w:val="000000"/>
       </w:rPr>
     </w:r>
     <w:r>
       <w:rPr>
-        <w:rFonts w:ascii="Cambria" w:hAnsi="Cambria" w:eastAsia="Cambria" w:cs="Cambria"/>
+        <w:rFonts w:ascii="Times New Roman" w:hAnsi="Times New Roman" w:eastAsia="Cambria" w:cs="Cambria"/>
         <w:b/>
         <w:color w:val="000000"/>
       </w:rPr>
     </w:r>
     <w:r>
       <w:rPr>
-        <w:rFonts w:ascii="Cambria" w:hAnsi="Cambria" w:eastAsia="Cambria" w:cs="Cambria"/>
+        <w:rFonts w:ascii="Times New Roman" w:hAnsi="Times New Roman" w:eastAsia="Cambria" w:cs="Cambria"/>
         <w:b/>
       </w:rPr>
     </w:r>
     <w:r>
       <w:rPr>
-        <w:rFonts w:hint="default" w:ascii="Cambria" w:hAnsi="Cambria" w:eastAsia="Cambria" w:cs="Cambria"/>
+        <w:rFonts w:hint="default" w:ascii="Times New Roman" w:hAnsi="Times New Roman" w:eastAsia="Cambria" w:cs="Cambria"/>
         <w:b/>
         <w:lang w:val="en-IN"/>
       </w:rPr>
